--- a/deliverables/VIDEO_5_Why_Nobody_Can_Tell_What_Youre_Actually_Good_At_FINAL/Recording_Run_of_Show.docx
+++ b/deliverables/VIDEO_5_Why_Nobody_Can_Tell_What_Youre_Actually_Good_At_FINAL/Recording_Run_of_Show.docx
@@ -62,6 +62,44 @@
           <w:color w:val="8A6D1E"/>
           <w:sz w:val="20"/>
         </w:rPr>
+        <w:t xml:space="preserve">Recording master  </w:t>
+      </w:r>
+      <w:r>
+        <w:rPr>
+          <w:sz w:val="21"/>
+        </w:rPr>
+        <w:t>V5_Recording_Master_LOCKED_2026-09-09.docx</w:t>
+      </w:r>
+    </w:p>
+    <w:p>
+      <w:pPr>
+        <w:spacing w:after="80"/>
+      </w:pPr>
+      <w:r>
+        <w:rPr>
+          <w:b/>
+          <w:color w:val="8A6D1E"/>
+          <w:sz w:val="20"/>
+        </w:rPr>
+        <w:t xml:space="preserve">Locked  </w:t>
+      </w:r>
+      <w:r>
+        <w:rPr>
+          <w:sz w:val="21"/>
+        </w:rPr>
+        <w:t>September 9, 2026</w:t>
+      </w:r>
+    </w:p>
+    <w:p>
+      <w:pPr>
+        <w:spacing w:after="80"/>
+      </w:pPr>
+      <w:r>
+        <w:rPr>
+          <w:b/>
+          <w:color w:val="8A6D1E"/>
+          <w:sz w:val="20"/>
+        </w:rPr>
         <w:t xml:space="preserve">Orientation  </w:t>
       </w:r>
       <w:r>
@@ -81,13 +119,13 @@
           <w:color w:val="8A6D1E"/>
           <w:sz w:val="20"/>
         </w:rPr>
-        <w:t xml:space="preserve">Target runtime  </w:t>
+        <w:t xml:space="preserve">Thumbnail  </w:t>
       </w:r>
       <w:r>
         <w:rPr>
           <w:sz w:val="21"/>
         </w:rPr>
-        <w:t>Approximately 17:00 to 18:30</w:t>
+        <w:t>THEY CAN’T READ YOU</w:t>
       </w:r>
     </w:p>
     <w:p>
@@ -100,13 +138,13 @@
           <w:color w:val="8A6D1E"/>
           <w:sz w:val="20"/>
         </w:rPr>
-        <w:t xml:space="preserve">Thumbnail  </w:t>
+        <w:t xml:space="preserve">Opening identifier  </w:t>
       </w:r>
       <w:r>
         <w:rPr>
           <w:sz w:val="21"/>
         </w:rPr>
-        <w:t>THEY CAN'T READ YOU</w:t>
+        <w:t>“You’re being introduced to someone who could open a door for you.”</w:t>
       </w:r>
     </w:p>
     <w:p>
@@ -138,13 +176,32 @@
           <w:color w:val="8A6D1E"/>
           <w:sz w:val="20"/>
         </w:rPr>
-        <w:t xml:space="preserve">Spoken CTA  </w:t>
+        <w:t xml:space="preserve">Resource  </w:t>
       </w:r>
       <w:r>
         <w:rPr>
           <w:sz w:val="21"/>
         </w:rPr>
-        <w:t>Write your one-line Claim in the comments.</w:t>
+        <w:t>Career Evidence Starter   https://temidayoafonja.com/career-evidence-starter</w:t>
+      </w:r>
+    </w:p>
+    <w:p>
+      <w:pPr>
+        <w:spacing w:after="80"/>
+      </w:pPr>
+      <w:r>
+        <w:rPr>
+          <w:b/>
+          <w:color w:val="8A6D1E"/>
+          <w:sz w:val="20"/>
+        </w:rPr>
+        <w:t xml:space="preserve">Participation  </w:t>
+      </w:r>
+      <w:r>
+        <w:rPr>
+          <w:sz w:val="21"/>
+        </w:rPr>
+        <w:t>Write the one-line Claim in the comments.</w:t>
       </w:r>
     </w:p>
     <w:p>
@@ -163,7 +220,45 @@
         <w:rPr>
           <w:sz w:val="21"/>
         </w:rPr>
-        <w:t>How to Change Jobs Without Starting Your Career Over</w:t>
+        <w:t>How to Change Jobs Without Starting Your Career Over   (Video 1)</w:t>
+      </w:r>
+    </w:p>
+    <w:p>
+      <w:pPr>
+        <w:spacing w:after="80"/>
+      </w:pPr>
+      <w:r>
+        <w:rPr>
+          <w:b/>
+          <w:color w:val="8A6D1E"/>
+          <w:sz w:val="20"/>
+        </w:rPr>
+        <w:t xml:space="preserve">Spoken words  </w:t>
+      </w:r>
+      <w:r>
+        <w:rPr>
+          <w:sz w:val="21"/>
+        </w:rPr>
+        <w:t>1801</w:t>
+      </w:r>
+    </w:p>
+    <w:p>
+      <w:pPr>
+        <w:spacing w:after="80"/>
+      </w:pPr>
+      <w:r>
+        <w:rPr>
+          <w:b/>
+          <w:color w:val="8A6D1E"/>
+          <w:sz w:val="20"/>
+        </w:rPr>
+        <w:t xml:space="preserve">Speech-only estimate  </w:t>
+      </w:r>
+      <w:r>
+        <w:rPr>
+          <w:sz w:val="21"/>
+        </w:rPr>
+        <w:t>12:25 to 13:51. Estimate, not a measurement.</w:t>
       </w:r>
     </w:p>
     <w:p>
@@ -201,7 +296,42 @@
           <w:color w:val="9B2C10"/>
           <w:sz w:val="21"/>
         </w:rPr>
-        <w:t>The Recording Master is the spoken source of truth. Read from Video_5_Why_Nobody_Can_Tell_What_Youre_Actually_Good_At_Recording_Master_FINAL.docx. Nothing in this run of show replaces a line of it.</w:t>
+        <w:t>The September 9 Recording Master is the spoken source of truth. Read from V5_Recording_Master_LOCKED_2026-09-09.docx. Nothing in this run of show replaces a line of it.</w:t>
+      </w:r>
+    </w:p>
+    <w:p>
+      <w:pPr>
+        <w:spacing w:before="0" w:after="200"/>
+      </w:pPr>
+      <w:r>
+        <w:rPr>
+          <w:b w:val="0"/>
+          <w:i w:val="0"/>
+          <w:color w:val="5A6B82"/>
+          <w:sz w:val="19"/>
+        </w:rPr>
+        <w:t>RUNTIME: ESTIMATE ONLY, NOT A MEASUREMENT</w:t>
+        <w:br/>
+        <w:br/>
+        <w:t>The figure below is arithmetic on the locked script's word count at 130 to 145</w:t>
+        <w:br/>
+        <w:t>words per minute, the band the September 9 roadmap itself uses. It is speech only. It excludes the scripted pauses, the holds</w:t>
+        <w:br/>
+        <w:t>on full-screen graphics, B-roll, and every edit decision.</w:t>
+        <w:br/>
+        <w:br/>
+        <w:t>It is NOT a timed read and it is NOT a finished runtime. The finished runtime</w:t>
+        <w:br/>
+        <w:t>does not exist until the export does.</w:t>
+        <w:br/>
+        <w:br/>
+        <w:t>The target printed on the source cover is not a verified finished length</w:t>
+        <w:br/>
+        <w:t>either. The September 9 scripts are shorter than the earlier drafts. Do not</w:t>
+        <w:br/>
+        <w:t>restore deleted material, pad the script, or slow the delivery to reach an</w:t>
+        <w:br/>
+        <w:t>older target.</w:t>
       </w:r>
     </w:p>
     <w:p>
@@ -261,6 +391,19 @@
     </w:p>
     <w:p>
       <w:pPr>
+        <w:spacing w:before="0" w:after="80"/>
+      </w:pPr>
+      <w:r>
+        <w:rPr>
+          <w:b w:val="0"/>
+          <w:i w:val="0"/>
+          <w:sz w:val="21"/>
+        </w:rPr>
+        <w:t>•  One product route in this video: Career Evidence Starter.</w:t>
+      </w:r>
+    </w:p>
+    <w:p>
+      <w:pPr>
         <w:spacing w:before="320" w:after="120"/>
         <w:keepNext w:val="1"/>
         <w:keepLines w:val="1"/>
@@ -286,12 +429,12 @@
           <w:color w:val="112345"/>
           <w:sz w:val="26"/>
         </w:rPr>
-        <w:t>People can respect your experience and still have no idea what to do with you.</w:t>
+        <w:t>You’re being introduced to someone who could open a door for you.</w:t>
       </w:r>
     </w:p>
     <w:p>
       <w:pPr>
-        <w:spacing w:before="0" w:after="200"/>
+        <w:spacing w:before="0" w:after="80"/>
       </w:pPr>
       <w:r>
         <w:rPr>
@@ -300,7 +443,7 @@
           <w:color w:val="112345"/>
           <w:sz w:val="26"/>
         </w:rPr>
-        <w:t>That is the hidden problem with a long career.</w:t>
+        <w:t>But the introduction is built around a job title you moved on from ten years ago.</w:t>
       </w:r>
     </w:p>
     <w:p>
@@ -316,7 +459,51 @@
           <w:color w:val="112345"/>
           <w:sz w:val="26"/>
         </w:rPr>
-        <w:t>SECTIONS, IN ORDER</w:t>
+        <w:t>DELIVERY DIRECTIONS IN THIS SCRIPT. PROTECT THESE.</w:t>
+      </w:r>
+    </w:p>
+    <w:p>
+      <w:pPr>
+        <w:spacing w:before="0" w:after="80"/>
+      </w:pPr>
+      <w:r>
+        <w:rPr>
+          <w:b/>
+          <w:i w:val="0"/>
+          <w:color w:val="9B2C10"/>
+          <w:sz w:val="22"/>
+        </w:rPr>
+        <w:t>[Pause.]   in the opening</w:t>
+      </w:r>
+    </w:p>
+    <w:p>
+      <w:pPr>
+        <w:spacing w:before="0" w:after="160"/>
+      </w:pPr>
+      <w:r>
+        <w:rPr>
+          <w:b w:val="0"/>
+          <w:i w:val="0"/>
+          <w:color w:val="5A6B82"/>
+          <w:sz w:val="20"/>
+        </w:rPr>
+        <w:t>This pause is performed on camera. It is not dead air and no graphic goes over it.</w:t>
+      </w:r>
+    </w:p>
+    <w:p>
+      <w:pPr>
+        <w:spacing w:before="320" w:after="120"/>
+        <w:keepNext w:val="1"/>
+        <w:keepLines w:val="1"/>
+      </w:pPr>
+      <w:r>
+        <w:rPr>
+          <w:b/>
+          <w:i w:val="0"/>
+          <w:color w:val="112345"/>
+          <w:sz w:val="26"/>
+        </w:rPr>
+        <w:t>SECTIONS, IN THE LOCKED ORDER</w:t>
       </w:r>
     </w:p>
     <w:p>
@@ -329,7 +516,7 @@
           <w:i w:val="0"/>
           <w:sz w:val="21"/>
         </w:rPr>
-        <w:t>•  Opening: respected, and still hard to place.</w:t>
+        <w:t>•  Opening, before the first heading   (11 spoken paragraphs)</w:t>
       </w:r>
     </w:p>
     <w:p>
@@ -342,7 +529,7 @@
           <w:i w:val="0"/>
           <w:sz w:val="21"/>
         </w:rPr>
-        <w:t>•  The sorting mechanism.</w:t>
+        <w:t>•  Two versions of the same career   (15 spoken paragraphs)</w:t>
       </w:r>
     </w:p>
     <w:p>
@@ -355,7 +542,7 @@
           <w:i w:val="0"/>
           <w:sz w:val="21"/>
         </w:rPr>
-        <w:t>•  Why the career summary fails, including the nine lives line, once.</w:t>
+        <w:t>•  The One-Line Test: Claim, Spine, Receipts   (5 spoken paragraphs)</w:t>
       </w:r>
     </w:p>
     <w:p>
@@ -368,7 +555,7 @@
           <w:i w:val="0"/>
           <w:sz w:val="21"/>
         </w:rPr>
-        <w:t>•  The One-Line Test: Claim, Spine, Receipts.</w:t>
+        <w:t>•  1. Claim   (23 spoken paragraphs)</w:t>
       </w:r>
     </w:p>
     <w:p>
@@ -381,7 +568,7 @@
           <w:i w:val="0"/>
           <w:sz w:val="21"/>
         </w:rPr>
-        <w:t>•  Claim, including the sharper sentence not used.</w:t>
+        <w:t>•  Why people keep putting you in the old box   (34 spoken paragraphs)</w:t>
       </w:r>
     </w:p>
     <w:p>
@@ -394,7 +581,7 @@
           <w:i w:val="0"/>
           <w:sz w:val="21"/>
         </w:rPr>
-        <w:t>•  Spine: remove the nouns, look at the verbs.</w:t>
+        <w:t>•  2. Spine   (31 spoken paragraphs)</w:t>
       </w:r>
     </w:p>
     <w:p>
@@ -407,7 +594,7 @@
           <w:i w:val="0"/>
           <w:sz w:val="21"/>
         </w:rPr>
-        <w:t>•  Receipts: three bounded pieces of evidence.</w:t>
+        <w:t>•  3. Receipts   (30 spoken paragraphs)</w:t>
       </w:r>
     </w:p>
     <w:p>
@@ -420,7 +607,7 @@
           <w:i w:val="0"/>
           <w:sz w:val="21"/>
         </w:rPr>
-        <w:t>•  Test the Claim.</w:t>
+        <w:t>•  Test the Claim   (16 spoken paragraphs)</w:t>
       </w:r>
     </w:p>
     <w:p>
@@ -433,7 +620,7 @@
           <w:i w:val="0"/>
           <w:sz w:val="21"/>
         </w:rPr>
-        <w:t>•  When the Claim does not land, and the real limits.</w:t>
+        <w:t>•  When the Claim does not land   (17 spoken paragraphs)</w:t>
       </w:r>
     </w:p>
     <w:p>
@@ -446,7 +633,7 @@
           <w:i w:val="0"/>
           <w:sz w:val="21"/>
         </w:rPr>
-        <w:t>•  Closing: CTA, resource bridge, Watch Next.</w:t>
+        <w:t>•  Closing   (16 spoken paragraphs)</w:t>
       </w:r>
     </w:p>
     <w:p>
@@ -475,7 +662,7 @@
           <w:i w:val="0"/>
           <w:sz w:val="21"/>
         </w:rPr>
-        <w:t>•  Never imply that all experience transfers. Some will not travel into the next context, and the script says so.</w:t>
+        <w:t>•  Never imply that all experience transfers. Some will not travel into the next context, and the scripts say so.</w:t>
       </w:r>
     </w:p>
     <w:p>
@@ -488,7 +675,7 @@
           <w:i w:val="0"/>
           <w:sz w:val="21"/>
         </w:rPr>
-        <w:t>•  Never imply that good storytelling erases bias or age discrimination.</w:t>
+        <w:t>•  Never imply that a stronger explanation erases bias, age discrimination or a weak market.</w:t>
       </w:r>
     </w:p>
     <w:p>
@@ -514,7 +701,7 @@
           <w:i w:val="0"/>
           <w:sz w:val="21"/>
         </w:rPr>
-        <w:t>•  Never imply that every career move compounds, or that every short tenure is harmless.</w:t>
+        <w:t>•  Never imply that every career move compounds.</w:t>
       </w:r>
     </w:p>
     <w:p>
@@ -527,7 +714,7 @@
           <w:i w:val="0"/>
           <w:sz w:val="21"/>
         </w:rPr>
-        <w:t>•  Never imply that a story substitutes for evidence.</w:t>
+        <w:t>•  Never imply that a framework replaces decisions about health, safety, family, finances, benefits, immigration status or timing.</w:t>
       </w:r>
     </w:p>
     <w:p>
@@ -540,7 +727,7 @@
           <w:i w:val="0"/>
           <w:sz w:val="21"/>
         </w:rPr>
-        <w:t>•  Keep the relearning, the market realities and the employer constraints in. They are the part most easily lost in delivery.</w:t>
+        <w:t>•  Do not invent personal case details. Every personal example is bounded in the master and must stay bounded.</w:t>
       </w:r>
     </w:p>
     <w:p>
@@ -553,7 +740,46 @@
           <w:i w:val="0"/>
           <w:sz w:val="21"/>
         </w:rPr>
-        <w:t>•  Do not suggest keeping confidential, proprietary, customer, employee or employer-owned material. Evidence is your own account of your own work.</w:t>
+        <w:t>•  Do not suggest keeping confidential, proprietary, customer, employee or employer-owned material. Evidence is your own account of your own work, and the permitted result.</w:t>
+      </w:r>
+    </w:p>
+    <w:p>
+      <w:pPr>
+        <w:spacing w:before="0" w:after="100"/>
+      </w:pPr>
+      <w:r>
+        <w:rPr>
+          <w:b w:val="0"/>
+          <w:i w:val="0"/>
+          <w:sz w:val="21"/>
+        </w:rPr>
+        <w:t>•  Keep every Receipt qualifier: one measure, the team's work, the ninety-day window, and the approved life sciences wording. The figures never appear on screen without them, which is why they are spoken and not put on a graphic.</w:t>
+      </w:r>
+    </w:p>
+    <w:p>
+      <w:pPr>
+        <w:spacing w:before="0" w:after="100"/>
+      </w:pPr>
+      <w:r>
+        <w:rPr>
+          <w:b w:val="0"/>
+          <w:i w:val="0"/>
+          <w:sz w:val="21"/>
+        </w:rPr>
+        <w:t>•  The next-question exercise is a practical signal, not a scientific test. Keep the script's MAY and A BETTER SIGN.</w:t>
+      </w:r>
+    </w:p>
+    <w:p>
+      <w:pPr>
+        <w:spacing w:before="0" w:after="100"/>
+      </w:pPr>
+      <w:r>
+        <w:rPr>
+          <w:b w:val="0"/>
+          <w:i w:val="0"/>
+          <w:sz w:val="21"/>
+        </w:rPr>
+        <w:t>•  Do not resurrect older unsupported figures. Nothing beyond what the locked script states.</w:t>
       </w:r>
     </w:p>
     <w:p>
@@ -601,33 +827,7 @@
           <w:i w:val="0"/>
           <w:sz w:val="21"/>
         </w:rPr>
-        <w:t>•  The spoken CTA in full: Write your one-line Claim in the comments.</w:t>
-      </w:r>
-    </w:p>
-    <w:p>
-      <w:pPr>
-        <w:spacing w:before="0" w:after="100"/>
-      </w:pPr>
-      <w:r>
-        <w:rPr>
-          <w:b w:val="0"/>
-          <w:i w:val="0"/>
-          <w:sz w:val="21"/>
-        </w:rPr>
-        <w:t>•  The resource bridge naming the free 10-Minute Career Evidence Starter in the pinned comment.</w:t>
-      </w:r>
-    </w:p>
-    <w:p>
-      <w:pPr>
-        <w:spacing w:before="0" w:after="100"/>
-      </w:pPr>
-      <w:r>
-        <w:rPr>
-          <w:b w:val="0"/>
-          <w:i w:val="0"/>
-          <w:sz w:val="21"/>
-        </w:rPr>
-        <w:t>•  No second product route. One resource only in this video.</w:t>
+        <w:t>•  The full spoken CTA.</w:t>
       </w:r>
     </w:p>
     <w:p>
@@ -653,7 +853,7 @@
           <w:i w:val="0"/>
           <w:sz w:val="21"/>
         </w:rPr>
-        <w:t>•  Both closing lines.</w:t>
+        <w:t>•  Every closing line, to the last word of the script.</w:t>
       </w:r>
     </w:p>
     <w:p>
@@ -666,7 +866,35 @@
           <w:i w:val="0"/>
           <w:sz w:val="21"/>
         </w:rPr>
-        <w:t>•  Three seconds of silence held on camera, then stop moving. Anything after the last word is dead footage and the editor has been told to cut it.</w:t>
+        <w:t>•  Three seconds of silence held on camera, then stop moving.</w:t>
+      </w:r>
+    </w:p>
+    <w:p>
+      <w:pPr>
+        <w:spacing w:before="0" w:after="160"/>
+      </w:pPr>
+      <w:r>
+        <w:rPr>
+          <w:b w:val="0"/>
+          <w:i/>
+          <w:color w:val="112345"/>
+          <w:sz w:val="24"/>
+        </w:rPr>
+        <w:t>The final spoken line, exactly: It may just be harder to read than you think.</w:t>
+      </w:r>
+    </w:p>
+    <w:p>
+      <w:pPr>
+        <w:spacing w:before="0" w:after="160"/>
+      </w:pPr>
+      <w:r>
+        <w:rPr>
+          <w:b w:val="0"/>
+          <w:i w:val="0"/>
+          <w:color w:val="9B2C10"/>
+          <w:sz w:val="20"/>
+        </w:rPr>
+        <w:t>If any closing speech is missing from the recording, that is a real pickup. It cannot be invented, synthesized or restored in the edit.</w:t>
       </w:r>
     </w:p>
     <w:p>
@@ -701,116 +929,54 @@
           <w:color w:val="112345"/>
           <w:sz w:val="26"/>
         </w:rPr>
-        <w:t>VISUAL GRAMMAR</w:t>
+        <w:t>STANDING RIVERSIDE INSTRUCTIONS</w:t>
       </w:r>
     </w:p>
     <w:p>
       <w:pPr>
-        <w:spacing w:after="80"/>
-      </w:pPr>
-      <w:r>
-        <w:rPr>
-          <w:b/>
-          <w:color w:val="8A6D1E"/>
-          <w:sz w:val="20"/>
-        </w:rPr>
-        <w:t xml:space="preserve">SHORT SINGLE-LINE CALLOUT  </w:t>
-      </w:r>
-      <w:r>
-        <w:rPr>
-          <w:sz w:val="21"/>
-        </w:rPr>
-        <w:t>May appear over Temidayo on camera.</w:t>
-      </w:r>
-    </w:p>
-    <w:p>
-      <w:pPr>
-        <w:spacing w:after="80"/>
-      </w:pPr>
-      <w:r>
-        <w:rPr>
-          <w:b/>
-          <w:color w:val="8A6D1E"/>
-          <w:sz w:val="20"/>
-        </w:rPr>
-        <w:t xml:space="preserve">FRAMEWORK, COMPARISON, NUMBERED STRUCTURE, MULTI-PART IDEA  </w:t>
-      </w:r>
-      <w:r>
-        <w:rPr>
-          <w:sz w:val="21"/>
-        </w:rPr>
-        <w:t>TRUE FULL-SCREEN motion graphic.</w:t>
-      </w:r>
-    </w:p>
-    <w:p>
-      <w:pPr>
-        <w:spacing w:after="80"/>
-      </w:pPr>
-      <w:r>
-        <w:rPr>
-          <w:b/>
-          <w:color w:val="8A6D1E"/>
-          <w:sz w:val="20"/>
-        </w:rPr>
-        <w:t xml:space="preserve">SUBSTANTIVE B-ROLL  </w:t>
-      </w:r>
-      <w:r>
-        <w:rPr>
-          <w:sz w:val="21"/>
-        </w:rPr>
-        <w:t>TRUE FULL-SCREEN visual break.</w:t>
-      </w:r>
-    </w:p>
-    <w:p>
-      <w:pPr>
-        <w:spacing w:after="80"/>
-      </w:pPr>
-      <w:r>
-        <w:rPr>
-          <w:b/>
-          <w:color w:val="8A6D1E"/>
-          <w:sz w:val="20"/>
-        </w:rPr>
-        <w:t xml:space="preserve">CTA AND RESOURCE  </w:t>
-      </w:r>
-      <w:r>
-        <w:rPr>
-          <w:sz w:val="21"/>
-        </w:rPr>
-        <w:t>TRUE FULL SCREEN.</w:t>
-      </w:r>
-    </w:p>
-    <w:p>
-      <w:pPr>
-        <w:spacing w:after="80"/>
-      </w:pPr>
-      <w:r>
-        <w:rPr>
-          <w:b/>
-          <w:color w:val="8A6D1E"/>
-          <w:sz w:val="20"/>
-        </w:rPr>
-        <w:t xml:space="preserve">WATCH NEXT  </w:t>
-      </w:r>
-      <w:r>
-        <w:rPr>
-          <w:sz w:val="21"/>
-        </w:rPr>
-        <w:t>TRUE FULL SCREEN, final visual, no return to camera after it.</w:t>
-      </w:r>
-    </w:p>
-    <w:p>
-      <w:pPr>
-        <w:spacing w:before="160" w:after="160"/>
+        <w:spacing w:before="0" w:after="160"/>
       </w:pPr>
       <w:r>
         <w:rPr>
           <w:b w:val="0"/>
           <w:i w:val="0"/>
           <w:color w:val="5A6B82"/>
-          <w:sz w:val="20"/>
+          <w:sz w:val="19"/>
         </w:rPr>
-        <w:t>TRUE FULL SCREEN means all of the following:</w:t>
+        <w:t>CAMERA-LED FORMAT</w:t>
+        <w:br/>
+        <w:br/>
+        <w:t>Use 16:9 and export at least 1920 x 1080.</w:t>
+        <w:br/>
+        <w:br/>
+        <w:t>Preserve meaning, thoughtful delivery and natural skin tone. Do not</w:t>
+        <w:br/>
+        <w:t>over-shorten the teaching. Do not apply a beauty-filter look. Restrained</w:t>
+        <w:br/>
+        <w:t>exposure, white balance, contrast, clarity, mild sharpening and mild noise</w:t>
+        <w:br/>
+        <w:t>reduction only.</w:t>
+      </w:r>
+    </w:p>
+    <w:p>
+      <w:pPr>
+        <w:spacing w:before="0" w:after="160"/>
+      </w:pPr>
+      <w:r>
+        <w:rPr>
+          <w:b w:val="0"/>
+          <w:i w:val="0"/>
+          <w:color w:val="5A6B82"/>
+          <w:sz w:val="19"/>
+        </w:rPr>
+        <w:t>TRUE FULL-SCREEN GRAPHICS</w:t>
+        <w:br/>
+        <w:br/>
+        <w:t>Hide the camera visually during every substantive framework, comparison,</w:t>
+        <w:br/>
+        <w:t>multi-point question, CTA and Watch Next scene. That means all of the</w:t>
+        <w:br/>
+        <w:t>following:</w:t>
         <w:br/>
         <w:br/>
         <w:t xml:space="preserve">  - the visual occupies the ENTIRE 16:9 canvas</w:t>
@@ -823,9 +989,15 @@
         <w:br/>
         <w:t xml:space="preserve">  - the visual is its own scene, not an overlay</w:t>
         <w:br/>
-        <w:t xml:space="preserve">  - her spoken audio continues underneath</w:t>
+        <w:t xml:space="preserve">  - her voice continues underneath</w:t>
         <w:br/>
         <w:t xml:space="preserve">  - then cut cleanly back to her</w:t>
+        <w:br/>
+        <w:br/>
+        <w:t>Substantive B-roll also fills the entire frame, on the same rule.</w:t>
+        <w:br/>
+        <w:br/>
+        <w:t>Short single-line callouts may sit over camera. Nothing else may.</w:t>
         <w:br/>
         <w:br/>
         <w:t>The instruction to give Co-Creator is not "make the graphic full screen." It is:</w:t>
@@ -833,10 +1005,312 @@
         <w:br/>
         <w:t xml:space="preserve">  "HIDE / REMOVE THE CAMERA VISUALLY DURING THIS SCENE. The motion graphic or</w:t>
         <w:br/>
-        <w:t xml:space="preserve">   B-roll must be the only visual filling the entire 16:9 canvas."</w:t>
+        <w:t xml:space="preserve">   B-roll must be the only visual filling the entire 16:9 canvas." </w:t>
+      </w:r>
+    </w:p>
+    <w:p>
+      <w:pPr>
+        <w:spacing w:before="0" w:after="160"/>
+      </w:pPr>
+      <w:r>
+        <w:rPr>
+          <w:b w:val="0"/>
+          <w:i w:val="0"/>
+          <w:color w:val="5A6B82"/>
+          <w:sz w:val="19"/>
+        </w:rPr>
+        <w:t>MOBILE CLARITY</w:t>
         <w:br/>
         <w:br/>
-        <w:t>This applies to substantive B-roll exactly as it applies to graphics.</w:t>
+        <w:t>Use large, bold typography, short phrases, high contrast, and one dominant idea</w:t>
+        <w:br/>
+        <w:t>per reveal.</w:t>
+        <w:br/>
+        <w:br/>
+        <w:t>The main point should register quickly. But detailed comparisons need adequate</w:t>
+        <w:br/>
+        <w:t>reading time. Do not force all the information into a one- or two-second</w:t>
+        <w:br/>
+        <w:t>display, and do not shrink a comparison so that it fits a shorter hold.</w:t>
+        <w:br/>
+        <w:br/>
+        <w:t>Do not rely on tiny labels or footer text.</w:t>
+        <w:br/>
+        <w:br/>
+        <w:t>Check actual normal-phone-size previews rather than declaring success from font</w:t>
+        <w:br/>
+        <w:t>size alone. The reference assets in this package were checked that way: each</w:t>
+        <w:br/>
+        <w:t>frame was rendered at 1920 x 1080, downscaled to 390 points wide, and read at</w:t>
+        <w:br/>
+        <w:t>that size.</w:t>
+      </w:r>
+    </w:p>
+    <w:p>
+      <w:pPr>
+        <w:spacing w:before="0" w:after="160"/>
+      </w:pPr>
+      <w:r>
+        <w:rPr>
+          <w:b w:val="0"/>
+          <w:i w:val="0"/>
+          <w:color w:val="5A6B82"/>
+          <w:sz w:val="19"/>
+        </w:rPr>
+        <w:t>ZOOM-INS AND ZOOM-OUTS ON TEMIDAYO</w:t>
+        <w:br/>
+        <w:br/>
+        <w:t>Use gentle push-ins on important insights, tension points and reframes. Use</w:t>
+        <w:br/>
+        <w:t>occasional pull-backs, or a return to the base composition, to reset the</w:t>
+        <w:br/>
+        <w:t>framing.</w:t>
+        <w:br/>
+        <w:br/>
+        <w:t>Plan approximately 3 to 5 deliberate camera-emphasis beats across the ENTIRE</w:t>
+        <w:br/>
+        <w:t>long-form video. That is the whole budget. It is not three to five punch-ins</w:t>
+        <w:br/>
+        <w:t>plus a separate quota of zooms.</w:t>
+        <w:br/>
+        <w:br/>
+        <w:t>Keep the motion smooth, minimal and intentional. Preserve comfortable headroom</w:t>
+        <w:br/>
+        <w:t>and source image quality.</w:t>
+        <w:br/>
+        <w:br/>
+        <w:t>No aggressive zooms. No constant pulsing. No camera movement visible behind</w:t>
+        <w:br/>
+        <w:t>full-screen graphics.</w:t>
+      </w:r>
+    </w:p>
+    <w:p>
+      <w:pPr>
+        <w:spacing w:before="0" w:after="160"/>
+      </w:pPr>
+      <w:r>
+        <w:rPr>
+          <w:b w:val="0"/>
+          <w:i w:val="0"/>
+          <w:color w:val="5A6B82"/>
+          <w:sz w:val="19"/>
+        </w:rPr>
+        <w:t>SOUND AND MUSIC</w:t>
+        <w:br/>
+        <w:br/>
+        <w:t>Plan approximately 4 to 7 restrained sound accents in total across the whole</w:t>
+        <w:br/>
+        <w:t>video, INCLUDING the Subscribe cue. That is the whole budget. Do not allocate</w:t>
+        <w:br/>
+        <w:t>four to seven sounds to every section, and not one per caption or per cut.</w:t>
+        <w:br/>
+        <w:br/>
+        <w:t>Use them on selected entrances, transitions or payoffs. Keep the voice</w:t>
+        <w:br/>
+        <w:t>dominant, sound effects quieter than speech, and music subtle.</w:t>
+        <w:br/>
+        <w:br/>
+        <w:t>Never invent music-license information. Add a music credit only when the real</w:t>
+        <w:br/>
+        <w:t>track and license from the finished project are known.</w:t>
+      </w:r>
+    </w:p>
+    <w:p>
+      <w:pPr>
+        <w:spacing w:before="0" w:after="160"/>
+      </w:pPr>
+      <w:r>
+        <w:rPr>
+          <w:b w:val="0"/>
+          <w:i w:val="0"/>
+          <w:color w:val="5A6B82"/>
+          <w:sz w:val="19"/>
+        </w:rPr>
+        <w:t>MEANINGFUL B-ROLL</w:t>
+        <w:br/>
+        <w:br/>
+        <w:t>Use approximately 2 to 4 meaningful full-screen moments where they are useful.</w:t>
+        <w:br/>
+        <w:t>This is a guide, not a quota. If a shot does not add meaning, use a motion</w:t>
+        <w:br/>
+        <w:t>graphic or stay on camera.</w:t>
+        <w:br/>
+        <w:br/>
+        <w:t>Avoid generic handshakes, fake boardrooms, meaningless typing, cliche resume</w:t>
+        <w:br/>
+        <w:t>footage, AI-looking people, and invented private documents presented as</w:t>
+        <w:br/>
+        <w:t>authentic.</w:t>
+        <w:br/>
+        <w:br/>
+        <w:t>Where a designed illustration could be mistaken for a real document or event,</w:t>
+        <w:br/>
+        <w:t>label it as an illustration.</w:t>
+      </w:r>
+    </w:p>
+    <w:p>
+      <w:pPr>
+        <w:spacing w:before="0" w:after="160"/>
+      </w:pPr>
+      <w:r>
+        <w:rPr>
+          <w:b w:val="0"/>
+          <w:i w:val="0"/>
+          <w:color w:val="5A6B82"/>
+          <w:sz w:val="19"/>
+        </w:rPr>
+        <w:t>CAPTIONS AND SUBTITLE FILES</w:t>
+        <w:br/>
+        <w:br/>
+        <w:t>Suppress competing designed or burned-in captions during major graphics,</w:t>
+        <w:br/>
+        <w:t>substantive B-roll, the CTA and Watch Next. Captions must never compete with</w:t>
+        <w:br/>
+        <w:t>designed text.</w:t>
+        <w:br/>
+        <w:br/>
+        <w:t>A separately delivered subtitle transcript must still include the COMPLETE</w:t>
+        <w:br/>
+        <w:t>spoken content. Do not delete spoken words from the transcript merely because a</w:t>
+        <w:br/>
+        <w:t>graphic replaces the camera on screen.</w:t>
+      </w:r>
+    </w:p>
+    <w:p>
+      <w:pPr>
+        <w:spacing w:before="0" w:after="160"/>
+      </w:pPr>
+      <w:r>
+        <w:rPr>
+          <w:b w:val="0"/>
+          <w:i w:val="0"/>
+          <w:color w:val="5A6B82"/>
+          <w:sz w:val="19"/>
+        </w:rPr>
+        <w:t>ENDING</w:t>
+        <w:br/>
+        <w:br/>
+        <w:t>Preserve the complete recorded CTA, the Watch Next handoff and the final spoken</w:t>
+        <w:br/>
+        <w:t>line.</w:t>
+        <w:br/>
+        <w:br/>
+        <w:t>Watch Next is the final visual, with a clear area for the clickable video</w:t>
+        <w:br/>
+        <w:t>element. No camera return and no extra outro afterward.</w:t>
+        <w:br/>
+        <w:br/>
+        <w:t>Remove unused waiting footage, but preserve the intentional final-card hold and</w:t>
+        <w:br/>
+        <w:t>a natural one- to two-second music fade where appropriate. Do not blindly cut</w:t>
+        <w:br/>
+        <w:t>at the last word if that destroys the planned ending.</w:t>
+        <w:br/>
+        <w:br/>
+        <w:t>If required closing speech was not recorded, flag a real pickup. Do not invent</w:t>
+        <w:br/>
+        <w:t>or synthesize it.</w:t>
+      </w:r>
+    </w:p>
+    <w:p>
+      <w:pPr>
+        <w:spacing w:before="0" w:after="160"/>
+      </w:pPr>
+      <w:r>
+        <w:rPr>
+          <w:b w:val="0"/>
+          <w:i w:val="0"/>
+          <w:color w:val="5A6B82"/>
+          <w:sz w:val="19"/>
+        </w:rPr>
+        <w:t>TIMING FOLLOWS THE ACTUAL FOOTAGE</w:t>
+        <w:br/>
+        <w:br/>
+        <w:t>Actual footage controls edit timing. The approved script controls intended</w:t>
+        <w:br/>
+        <w:t>meaning.</w:t>
+        <w:br/>
+        <w:br/>
+        <w:t>If recorded speech differs materially from the master, flag the mismatch. Do</w:t>
+        <w:br/>
+        <w:t>not claim that unrecorded words can be restored.</w:t>
+        <w:br/>
+        <w:br/>
+        <w:t>Do not build YouTube chapters from the script. Build them from the finished</w:t>
+        <w:br/>
+        <w:t>export.</w:t>
+      </w:r>
+    </w:p>
+    <w:p>
+      <w:pPr>
+        <w:spacing w:before="0" w:after="160"/>
+      </w:pPr>
+      <w:r>
+        <w:rPr>
+          <w:b w:val="0"/>
+          <w:i w:val="0"/>
+          <w:color w:val="5A6B82"/>
+          <w:sz w:val="19"/>
+        </w:rPr>
+        <w:t>IF A CAPABILITY IS UNAVAILABLE</w:t>
+        <w:br/>
+        <w:br/>
+        <w:t>If any instruction here cannot be executed in Co-Creator as written, say which</w:t>
+        <w:br/>
+        <w:t>one and name the specific fallback or manual step. Do not report an instruction</w:t>
+        <w:br/>
+        <w:t>as applied when it was not.</w:t>
+        <w:br/>
+        <w:br/>
+        <w:t>Known fallbacks:</w:t>
+        <w:br/>
+        <w:t xml:space="preserve">  - If a reveal state cannot be animated separately, hold the built reference</w:t>
+        <w:br/>
+        <w:t xml:space="preserve">    frame longer rather than shrinking the type to fit a shorter hold.</w:t>
+        <w:br/>
+        <w:t xml:space="preserve">  - If the camera cannot be hidden for a scene, cut to the reference PNG full</w:t>
+        <w:br/>
+        <w:t xml:space="preserve">    frame for the hold rather than placing the graphic over the footage.</w:t>
+        <w:br/>
+        <w:t xml:space="preserve">  - If captions cannot be suppressed per scene, move them clear of the designed</w:t>
+        <w:br/>
+        <w:t xml:space="preserve">    text rather than letting them overlap it.</w:t>
+      </w:r>
+    </w:p>
+    <w:p>
+      <w:pPr>
+        <w:spacing w:before="0" w:after="160"/>
+      </w:pPr>
+      <w:r>
+        <w:rPr>
+          <w:b w:val="0"/>
+          <w:i w:val="0"/>
+          <w:color w:val="5A6B82"/>
+          <w:sz w:val="19"/>
+        </w:rPr>
+        <w:t>ONE VISUAL SUBSCRIBE CUE</w:t>
+        <w:br/>
+        <w:br/>
+        <w:t>Add one brief, readable visual Subscribe cue after the initial Claim and rejected-Claim payoff, once meaningful value has been</w:t>
+        <w:br/>
+        <w:t>delivered.</w:t>
+        <w:br/>
+        <w:br/>
+        <w:t>This is a visual only. It is NOT new spoken dialogue and the recording script</w:t>
+        <w:br/>
+        <w:t>is not modified for it.</w:t>
+        <w:br/>
+        <w:br/>
+        <w:t xml:space="preserve">  - about one second</w:t>
+        <w:br/>
+        <w:t xml:space="preserve">  - premium, small and restrained</w:t>
+        <w:br/>
+        <w:t xml:space="preserve">  - a subtle fade, slide or gentle scale, with a quiet click or soft pop</w:t>
+        <w:br/>
+        <w:br/>
+        <w:t>Do not interrupt the speech. Do not cover important text. Do not create another</w:t>
+        <w:br/>
+        <w:t>closing CTA sequence. It counts inside the 4 to 7 sound budget.</w:t>
       </w:r>
     </w:p>
     <w:p>
@@ -852,175 +1326,72 @@
           <w:color w:val="112345"/>
           <w:sz w:val="26"/>
         </w:rPr>
-        <w:t>MOBILE LEGIBILITY</w:t>
+        <w:t>CLOSE CHECKLIST, FROM THE MASTER</w:t>
       </w:r>
     </w:p>
     <w:p>
       <w:pPr>
-        <w:spacing w:before="0" w:after="160"/>
+        <w:spacing w:before="0" w:after="80"/>
       </w:pPr>
       <w:r>
         <w:rPr>
           <w:b w:val="0"/>
           <w:i w:val="0"/>
-          <w:color w:val="5A6B82"/>
-          <w:sz w:val="20"/>
+          <w:sz w:val="21"/>
         </w:rPr>
-        <w:t>MOBILE LEGIBILITY IS A HARD REQUIREMENT</w:t>
-        <w:br/>
-        <w:br/>
-        <w:t>This comes from watching Videos 1 to 3 live on YouTube. Some earlier graphics</w:t>
-        <w:br/>
-        <w:t>were too small on a phone. Every substantive full-screen graphic in this package</w:t>
-        <w:br/>
-        <w:t>has to be understood at normal phone size in about one to two seconds.</w:t>
-        <w:br/>
-        <w:br/>
-        <w:t>Use very large typography, bold hierarchy, strong contrast, short phrases, one</w:t>
-        <w:br/>
-        <w:t>dominant idea per state, sequential reveals, minimal support copy, and large key</w:t>
-        <w:br/>
-        <w:t>words.</w:t>
-        <w:br/>
-        <w:br/>
-        <w:t>Avoid tiny labels, small footer copy, long sentences, dense grids, four-column</w:t>
-        <w:br/>
-        <w:t>layouts, several small information boxes, meaning hidden in support text, and</w:t>
-        <w:br/>
-        <w:t>shrinking everything just so it fits.</w:t>
-        <w:br/>
-        <w:br/>
-        <w:t>If a design looks elegant on desktop but is hard to read on a phone, simplify</w:t>
-        <w:br/>
-        <w:t>it. The reference assets were checked by rendering them at 390 points wide and</w:t>
-        <w:br/>
-        <w:t>reading them at that size.</w:t>
+        <w:t>•  Record the complete CTA and Watch Next handoff before stopping.</w:t>
       </w:r>
     </w:p>
     <w:p>
       <w:pPr>
-        <w:spacing w:before="320" w:after="120"/>
-        <w:keepNext w:val="1"/>
-        <w:keepLines w:val="1"/>
-      </w:pPr>
-      <w:r>
-        <w:rPr>
-          <w:b/>
-          <w:i w:val="0"/>
-          <w:color w:val="112345"/>
-          <w:sz w:val="26"/>
-        </w:rPr>
-        <w:t>CAPTIONS</w:t>
-      </w:r>
-    </w:p>
-    <w:p>
-      <w:pPr>
-        <w:spacing w:before="0" w:after="160"/>
+        <w:spacing w:before="0" w:after="80"/>
       </w:pPr>
       <w:r>
         <w:rPr>
           <w:b w:val="0"/>
           <w:i w:val="0"/>
-          <w:color w:val="5A6B82"/>
-          <w:sz w:val="20"/>
+          <w:sz w:val="21"/>
         </w:rPr>
-        <w:t>CAPTIONS</w:t>
-        <w:br/>
-        <w:br/>
-        <w:t>Captions stay restrained over camera. Hide, move, simplify or suppress them</w:t>
-        <w:br/>
-        <w:t>during full-screen motion graphics, substantive B-roll, the resource and CTA</w:t>
-        <w:br/>
-        <w:t>card, and Watch Next. Captions must never compete with designed text.</w:t>
+        <w:t>•  Do not return to camera after the final Watch Next visual in the edited video.</w:t>
       </w:r>
     </w:p>
     <w:p>
       <w:pPr>
-        <w:spacing w:before="320" w:after="120"/>
-        <w:keepNext w:val="1"/>
-        <w:keepLines w:val="1"/>
-      </w:pPr>
-      <w:r>
-        <w:rPr>
-          <w:b/>
-          <w:i w:val="0"/>
-          <w:color w:val="112345"/>
-          <w:sz w:val="26"/>
-        </w:rPr>
-        <w:t>SUBSCRIBE CUE</w:t>
-      </w:r>
-    </w:p>
-    <w:p>
-      <w:pPr>
-        <w:spacing w:before="0" w:after="160"/>
+        <w:spacing w:before="0" w:after="80"/>
       </w:pPr>
       <w:r>
         <w:rPr>
           <w:b w:val="0"/>
           <w:i w:val="0"/>
-          <w:color w:val="5A6B82"/>
-          <w:sz w:val="20"/>
+          <w:sz w:val="21"/>
         </w:rPr>
-        <w:t>SUBSCRIBE CUE</w:t>
-        <w:br/>
-        <w:br/>
-        <w:t>One restrained visual cue, and it is a visual only. It adds no spoken dialogue</w:t>
-        <w:br/>
-        <w:t>and the recording script is not modified for it.</w:t>
-        <w:br/>
-        <w:br/>
-        <w:t xml:space="preserve">  - place it after the Claim section, at the first real One-Line Test payoff</w:t>
-        <w:br/>
-        <w:t xml:space="preserve">  - about one second</w:t>
-        <w:br/>
-        <w:t xml:space="preserve">  - premium, small, restrained fade, slide or gentle scale</w:t>
-        <w:br/>
-        <w:t xml:space="preserve">  - a quiet click, a soft pop or a subtle whoosh</w:t>
-        <w:br/>
-        <w:br/>
-        <w:t>Never in the opening seconds. No giant YouTube Subscribe animation and no loud</w:t>
-        <w:br/>
-        <w:t>sound.</w:t>
+        <w:t>•  Build final YouTube chapters from the actual export, not script section estimates.</w:t>
       </w:r>
     </w:p>
     <w:p>
       <w:pPr>
-        <w:spacing w:before="320" w:after="120"/>
-        <w:keepNext w:val="1"/>
-        <w:keepLines w:val="1"/>
-      </w:pPr>
-      <w:r>
-        <w:rPr>
-          <w:b/>
-          <w:i w:val="0"/>
-          <w:color w:val="112345"/>
-          <w:sz w:val="26"/>
-        </w:rPr>
-        <w:t>SOUND</w:t>
-      </w:r>
-    </w:p>
-    <w:p>
-      <w:pPr>
-        <w:spacing w:before="0" w:after="160"/>
+        <w:spacing w:before="0" w:after="80"/>
       </w:pPr>
       <w:r>
         <w:rPr>
           <w:b w:val="0"/>
           <w:i w:val="0"/>
-          <w:color w:val="5A6B82"/>
-          <w:sz w:val="20"/>
+          <w:sz w:val="21"/>
         </w:rPr>
-        <w:t>SOUND DESIGN</w:t>
-        <w:br/>
-        <w:br/>
-        <w:t>Four to seven restrained accents across the video, all quieter than her voice.</w:t>
-        <w:br/>
-        <w:br/>
-        <w:t>Reserve them for the hero graphic entrance, the framework reveal, a section</w:t>
-        <w:br/>
-        <w:t>transition, a comparison reveal, the Subscribe cue, a key payoff, the resource</w:t>
-        <w:br/>
-        <w:t>entrance, and the Watch Next handoff. No constant effects.</w:t>
+        <w:t>•  Keep captions suppressed or simplified during full-screen framework graphics and Watch Next.</w:t>
+      </w:r>
+    </w:p>
+    <w:p>
+      <w:pPr>
+        <w:spacing w:before="0" w:after="80"/>
+      </w:pPr>
+      <w:r>
+        <w:rPr>
+          <w:b w:val="0"/>
+          <w:i w:val="0"/>
+          <w:sz w:val="21"/>
+        </w:rPr>
+        <w:t>•  Preserve natural pacing. Do not over-shorten thoughtful explanations in Riverside.</w:t>
       </w:r>
     </w:p>
     <w:sectPr>

--- a/deliverables/VIDEO_5_Why_Nobody_Can_Tell_What_Youre_Actually_Good_At_FINAL/Recording_Run_of_Show.docx
+++ b/deliverables/VIDEO_5_Why_Nobody_Can_Tell_What_Youre_Actually_Good_At_FINAL/Recording_Run_of_Show.docx
@@ -332,6 +332,15 @@
         <w:t>restore deleted material, pad the script, or slow the delivery to reach an</w:t>
         <w:br/>
         <w:t>older target.</w:t>
+        <w:br/>
+        <w:br/>
+        <w:t>A full-screen graphic or a B-roll shot running underneath continuing narration</w:t>
+        <w:br/>
+        <w:t>does not add separate runtime. It occupies time the speech already occupies.</w:t>
+        <w:br/>
+        <w:t>Only a deliberate silent hold adds length, and those are the scripted pauses</w:t>
+        <w:br/>
+        <w:t>and the closing hold, which are already accounted for.</w:t>
       </w:r>
     </w:p>
     <w:p>
@@ -994,6 +1003,16 @@
         <w:t xml:space="preserve">  - then cut cleanly back to her</w:t>
         <w:br/>
         <w:br/>
+        <w:t>RETURN-TO-CAMERA EXCEPTION</w:t>
+        <w:br/>
+        <w:br/>
+        <w:t>Return to camera only where the scene map calls for it. This instruction never</w:t>
+        <w:br/>
+        <w:t>applies to Watch Next. Watch Next is the final visual, continues through the</w:t>
+        <w:br/>
+        <w:t>final spoken line and intentional closing hold, and has no camera return.</w:t>
+        <w:br/>
+        <w:br/>
         <w:t>Substantive B-roll also fills the entire frame, on the same rule.</w:t>
         <w:br/>
         <w:br/>
@@ -1108,6 +1127,23 @@
         <w:t>Use them on selected entrances, transitions or payoffs. Keep the voice</w:t>
         <w:br/>
         <w:t>dominant, sound effects quieter than speech, and music subtle.</w:t>
+        <w:br/>
+        <w:br/>
+        <w:t>SOUND CUES ARE SELECTIVE, NOT CUMULATIVE</w:t>
+        <w:br/>
+        <w:br/>
+        <w:t>Scene notes that suggest an accent per item, per question, per column, per step</w:t>
+        <w:br/>
+        <w:t>or per word are OPTIONAL SOUND CANDIDATES, not instructions to execute. Do not</w:t>
+        <w:br/>
+        <w:t>play every suggested scene-level accent automatically. Choose the few most</w:t>
+        <w:br/>
+        <w:t>meaningful moments across the whole video and leave the others silent.</w:t>
+        <w:br/>
+        <w:br/>
+        <w:t>Adding up the per-scene suggestions would exceed the budget on its own. The</w:t>
+        <w:br/>
+        <w:t>budget wins.</w:t>
         <w:br/>
         <w:br/>
         <w:t>Never invent music-license information. Add a music credit only when the real</w:t>
